--- a/testakten/versausgleich-haerte-bgh-schaefer-nuernberg/docx/Aktenvermerk_Telefonat_19_05_2021.docx
+++ b/testakten/versausgleich-haerte-bgh-schaefer-nuernberg/docx/Aktenvermerk_Telefonat_19_05_2021.docx
@@ -10,7 +10,7 @@
         <w:rPr>
           <w:b/>
         </w:rPr>
-        <w:t>Soell Roedelsteiner und Partner mbB</w:t>
+        <w:t>Söll Rödelsteiner und Partner mbB</w:t>
       </w:r>
     </w:p>
     <w:p>
@@ -18,7 +18,7 @@
         <w:jc w:val="center"/>
       </w:pPr>
       <w:r>
-        <w:t>Karolinenstr. 27, 90402 Nuernberg</w:t>
+        <w:t>Karolinenstr. 27, 90402 Nürnberg</w:t>
       </w:r>
     </w:p>
     <w:p>
@@ -42,7 +42,7 @@
     </w:p>
     <w:p>
       <w:r>
-        <w:t>Bearbeiterin: RAin Helene Soell-Roedelsteiner</w:t>
+        <w:t>Bearbeiterin: RAin Helene Söll-Rödelsteiner</w:t>
       </w:r>
     </w:p>
     <w:p>
@@ -52,7 +52,7 @@
     </w:p>
     <w:p>
       <w:r>
-        <w:t>Gespraechspartnerin: Frau Leonie Schaefer (Anruferin)</w:t>
+        <w:t>Gesprächspartnerin: Frau Leonie Schäfer (Anruferin)</w:t>
       </w:r>
     </w:p>
     <w:p>
@@ -76,7 +76,7 @@
     </w:p>
     <w:p>
       <w:r>
-        <w:t>Frau Schaefer hat heute Mittag die Scheidungsantragsschrift ihres Ehemannes durch den Gerichtsvollzieher des AG Nuernberg-Fuerth zugestellt erhalten. Sie ist nach eigener Aussage 'fassungslos', aber gleichzeitig 'erleichtert, dass es nun einen formellen Schritt gibt'. Sie habe seit Jahren mit dem Antrag gerechnet.</w:t>
+        <w:t>Frau Schäfer hat heute Mittag die Scheidungsantragsschrift ihres Ehemannes durch den Gerichtsvollzieher des AG Nürnberg-Fürth zugestellt erhalten. Sie ist nach eigener Aussage 'fassungslos', aber gleichzeitig 'erleichtert, dass es nun einen formellen Schritt gibt'. Sie habe seit Jahren mit dem Antrag gerechnet.</w:t>
       </w:r>
     </w:p>
     <w:p>
@@ -95,32 +95,32 @@
     </w:p>
     <w:p>
       <w:r>
-        <w:t>1. Die Antragsgegnerin moechte den Versorgungsausgleich in voller Hoehe durchfuehren lassen.</w:t>
+        <w:t>1. Die Antragsgegnerin möchte den Versorgungsausgleich in voller Höhe durchführen lassen.</w:t>
       </w:r>
     </w:p>
     <w:p>
       <w:r>
-        <w:t>2. Sie ist Alleinerbin ihres Onkels Theodor Winterstein (verstorben 14.03.2019); das Vermoegen liege bei ca. 6,9 Mio. EUR und sei zum groessten Teil Immobilien-gebunden.</w:t>
+        <w:t>2. Sie ist Alleinerbin ihres Onkels Theodor Winterstein (verstorben 14.03.2019); das Vermögen liege bei ca. 6,9 Mio. EUR und sei zum größten Teil Immobilien-gebunden.</w:t>
       </w:r>
     </w:p>
     <w:p>
       <w:r>
-        <w:t>3. Der Ehemann habe sie im November 2020 zu einem Notartermin gebeten, in dem ein vollstaendiger Verzicht auf VA und Zugewinn angeregt worden sei. Sie habe diesen Verzicht abgelehnt.</w:t>
+        <w:t>3. Der Ehemann habe sie im November 2020 zu einem Notartermin gebeten, in dem ein vollständiger Verzicht auf VA und Zugewinn angeregt worden sei. Sie habe diesen Verzicht abgelehnt.</w:t>
       </w:r>
     </w:p>
     <w:p>
       <w:r>
-        <w:t>4. Sie habe die Erbschaft 'aus Pietaet' nicht in der Beziehung thematisiert; auch habe sie damit nicht die gemeinsame Lebensplanung umgekrempelt.</w:t>
+        <w:t>4. Sie habe die Erbschaft 'aus Pietät' nicht in der Beziehung thematisiert; auch habe sie damit nicht die gemeinsame Lebensplanung umgekrempelt.</w:t>
       </w:r>
     </w:p>
     <w:p>
       <w:r>
-        <w:t>5. Sie habe Pflichtteilsanspruechen gegen sich; ihre Cousine Hella Winterstein (Tochter des verstorbenen Onkels aus erster Ehe) habe diese am 16.06.2021 ueber Rechtsanwalt Wallner geltend gemacht (Schreiben siehe email).</w:t>
+        <w:t>5. Sie habe Pflichtteilsansprüchen gegen sich; ihre Cousine Hella Winterstein (Tochter des verstorbenen Onkels aus erster Ehe) habe diese am 16.06.2021 über Rechtsanwalt Wallner geltend gemacht (Schreiben siehe email).</w:t>
       </w:r>
     </w:p>
     <w:p>
       <w:r>
-        <w:t>6. Sie sei bereit, das Vermoegen offen zu legen; sie habe keine Geheimnisse, aber sie wolle nicht durch ihr Vermoegen 'bestraft' werden.</w:t>
+        <w:t>6. Sie sei bereit, das Vermögen offen zu legen; sie habe keine Geheimnisse, aber sie wolle nicht durch ihr Vermögen 'bestraft' werden.</w:t>
       </w:r>
     </w:p>
     <w:p>
@@ -139,7 +139,7 @@
     </w:p>
     <w:p>
       <w:r>
-        <w:t>Termin Erstgespraech: 22.05.2021, 10:00 Uhr.</w:t>
+        <w:t>Termin Erstgespräch: 22.05.2021, 10:00 Uhr.</w:t>
       </w:r>
     </w:p>
     <w:p>
@@ -157,16 +157,16 @@
     </w:p>
     <w:p>
       <w:r>
-        <w:t>Nuernberg, 19.05.2021</w:t>
+        <w:t>Nürnberg, 19.05.2021</w:t>
       </w:r>
     </w:p>
     <w:p>
       <w:r>
-        <w:t>Helene Soell-Roedelsteiner</w:t>
+        <w:t>Helene Söll-Rödelsteiner</w:t>
       </w:r>
     </w:p>
     <w:sectPr>
-      <w:pgSz w:w="12240" w:h="15840"/>
+      <w:pgSz w:w="11906" w:h="16838"/>
       <w:pgMar w:top="1417" w:right="1417" w:bottom="1417" w:left="1417" w:header="720" w:footer="720" w:gutter="0"/>
       <w:cols w:space="720"/>
       <w:docGrid w:linePitch="360"/>
